--- a/docs/study-guides/chapter-2/word/Lesson-2-02-Round-Multi-Digit-Numbers.docx
+++ b/docs/study-guides/chapter-2/word/Lesson-2-02-Round-Multi-Digit-Numbers.docx
@@ -2796,7 +2796,7 @@
                 <w:sz w:val="28"/>
                 <w:szCs w:val="28"/>
               </w:rPr>
-              <w:t xml:space="preserve">468      474      465      476      462      475      471</w:t>
+              <w:t xml:space="preserve">468      474      465      476      374      475      471</w:t>
             </w:r>
           </w:p>
           <w:p>
@@ -2891,42 +2891,65 @@
                 <w:sz w:val="25"/>
                 <w:szCs w:val="25"/>
               </w:rPr>
-              <w:t xml:space="preserve">Ben says that 735 rounded to the nearest 10 is 730. Do you agree? Explain.</w:t>
-            </w:r>
-          </w:p>
-          <w:p>
-            <w:pPr>
-              <w:keepLines/>
-              <w:tabs>
-                <w:tab w:val="right" w:pos="9304" w:leader="underscore"/>
-              </w:tabs>
-              <w:spacing w:after="40" w:before="220"/>
-            </w:pPr>
-            <w:r>
-              <w:rPr>
-                <w:rFonts w:ascii="Arial" w:cs="Arial" w:eastAsia="Arial" w:hAnsi="Arial"/>
-                <w:sz w:val="25"/>
-                <w:szCs w:val="25"/>
-              </w:rPr>
-              <w:t xml:space="preserve">	</w:t>
-            </w:r>
-          </w:p>
-          <w:p>
-            <w:pPr>
-              <w:keepLines/>
-              <w:tabs>
-                <w:tab w:val="right" w:pos="9304" w:leader="underscore"/>
-              </w:tabs>
-              <w:spacing w:after="40" w:before="220"/>
-            </w:pPr>
-            <w:r>
-              <w:rPr>
-                <w:rFonts w:ascii="Arial" w:cs="Arial" w:eastAsia="Arial" w:hAnsi="Arial"/>
-                <w:sz w:val="25"/>
-                <w:szCs w:val="25"/>
-              </w:rPr>
-              <w:t xml:space="preserve">	</w:t>
-            </w:r>
+              <w:t xml:space="preserve">Round to the nearest 100. Circle </w:t>
+            </w:r>
+            <w:r>
+              <w:rPr>
+                <w:rFonts w:ascii="Arial" w:cs="Arial" w:eastAsia="Arial" w:hAnsi="Arial"/>
+                <w:b/>
+                <w:bCs/>
+                <w:sz w:val="25"/>
+                <w:szCs w:val="25"/>
+              </w:rPr>
+              <w:t xml:space="preserve">all</w:t>
+            </w:r>
+            <w:r>
+              <w:rPr>
+                <w:rFonts w:ascii="Arial" w:cs="Arial" w:eastAsia="Arial" w:hAnsi="Arial"/>
+                <w:sz w:val="25"/>
+                <w:szCs w:val="25"/>
+              </w:rPr>
+              <w:t xml:space="preserve"> the numbers that round to </w:t>
+            </w:r>
+            <w:r>
+              <w:rPr>
+                <w:rFonts w:ascii="Arial" w:cs="Arial" w:eastAsia="Arial" w:hAnsi="Arial"/>
+                <w:b/>
+                <w:bCs/>
+                <w:sz w:val="25"/>
+                <w:szCs w:val="25"/>
+              </w:rPr>
+              <w:t xml:space="preserve">600</w:t>
+            </w:r>
+            <w:r>
+              <w:rPr>
+                <w:rFonts w:ascii="Arial" w:cs="Arial" w:eastAsia="Arial" w:hAnsi="Arial"/>
+                <w:sz w:val="25"/>
+                <w:szCs w:val="25"/>
+              </w:rPr>
+              <w:t xml:space="preserve">.</w:t>
+            </w:r>
+          </w:p>
+          <w:p>
+            <w:pPr>
+              <w:keepLines/>
+              <w:spacing w:after="80" w:before="0" w:line="264"/>
+            </w:pPr>
+            <w:r>
+              <w:rPr>
+                <w:rFonts w:ascii="Arial" w:cs="Arial" w:eastAsia="Arial" w:hAnsi="Arial"/>
+                <w:b/>
+                <w:bCs/>
+                <w:sz w:val="28"/>
+                <w:szCs w:val="28"/>
+              </w:rPr>
+              <w:t xml:space="preserve">553      649      650      602      548      695</w:t>
+            </w:r>
+          </w:p>
+          <w:p>
+            <w:pPr>
+              <w:spacing w:after="0" w:before="0" w:line="216" w:lineRule="exact"/>
+            </w:pPr>
           </w:p>
         </w:tc>
       </w:tr>
@@ -2986,25 +3009,7 @@
                 <w:sz w:val="25"/>
                 <w:szCs w:val="25"/>
               </w:rPr>
-              <w:t xml:space="preserve">A pet store has 34 goldfish, 18 turtles, 26 hamsters, 41 birds, and 22 rabbits. Which animals does the store have </w:t>
-            </w:r>
-            <w:r>
-              <w:rPr>
-                <w:rFonts w:ascii="Arial" w:cs="Arial" w:eastAsia="Arial" w:hAnsi="Arial"/>
-                <w:b/>
-                <w:bCs/>
-                <w:sz w:val="25"/>
-                <w:szCs w:val="25"/>
-              </w:rPr>
-              <w:t xml:space="preserve">about 20</w:t>
-            </w:r>
-            <w:r>
-              <w:rPr>
-                <w:rFonts w:ascii="Arial" w:cs="Arial" w:eastAsia="Arial" w:hAnsi="Arial"/>
-                <w:sz w:val="25"/>
-                <w:szCs w:val="25"/>
-              </w:rPr>
-              <w:t xml:space="preserve"> of?</w:t>
+              <w:t xml:space="preserve">Ben says that 735 rounded to the nearest 10 is 730. Do you agree? Explain.</w:t>
             </w:r>
           </w:p>
           <w:p>
@@ -3071,6 +3076,119 @@
                 <w:szCs w:val="28"/>
               </w:rPr>
               <w:t xml:space="preserve">10.</w:t>
+            </w:r>
+          </w:p>
+        </w:tc>
+        <w:tc>
+          <w:tcPr>
+            <w:tcW w:type="dxa" w:w="9564"/>
+            <w:gridSpan w:val="3"/>
+            <w:tcBorders>
+              <w:top w:val="none" w:color="FFFFFF" w:sz="0"/>
+              <w:left w:val="none" w:color="FFFFFF" w:sz="0"/>
+              <w:bottom w:val="dashed" w:color="999999" w:sz="6"/>
+              <w:right w:val="none" w:color="FFFFFF" w:sz="0"/>
+            </w:tcBorders>
+            <w:tcMar>
+              <w:bottom w:type="dxa" w:w="100"/>
+            </w:tcMar>
+          </w:tcPr>
+          <w:p>
+            <w:pPr>
+              <w:keepLines/>
+              <w:spacing w:after="80" w:before="20" w:line="264"/>
+            </w:pPr>
+            <w:r>
+              <w:rPr>
+                <w:rFonts w:ascii="Arial" w:cs="Arial" w:eastAsia="Arial" w:hAnsi="Arial"/>
+                <w:sz w:val="25"/>
+                <w:szCs w:val="25"/>
+              </w:rPr>
+              <w:t xml:space="preserve">A pet store has 34 goldfish, 18 turtles, 26 hamsters, 41 birds, and 22 rabbits. Which animals does the store have </w:t>
+            </w:r>
+            <w:r>
+              <w:rPr>
+                <w:rFonts w:ascii="Arial" w:cs="Arial" w:eastAsia="Arial" w:hAnsi="Arial"/>
+                <w:b/>
+                <w:bCs/>
+                <w:sz w:val="25"/>
+                <w:szCs w:val="25"/>
+              </w:rPr>
+              <w:t xml:space="preserve">about 20</w:t>
+            </w:r>
+            <w:r>
+              <w:rPr>
+                <w:rFonts w:ascii="Arial" w:cs="Arial" w:eastAsia="Arial" w:hAnsi="Arial"/>
+                <w:sz w:val="25"/>
+                <w:szCs w:val="25"/>
+              </w:rPr>
+              <w:t xml:space="preserve"> of?</w:t>
+            </w:r>
+          </w:p>
+          <w:p>
+            <w:pPr>
+              <w:keepLines/>
+              <w:tabs>
+                <w:tab w:val="right" w:pos="9304" w:leader="underscore"/>
+              </w:tabs>
+              <w:spacing w:after="40" w:before="220"/>
+            </w:pPr>
+            <w:r>
+              <w:rPr>
+                <w:rFonts w:ascii="Arial" w:cs="Arial" w:eastAsia="Arial" w:hAnsi="Arial"/>
+                <w:sz w:val="25"/>
+                <w:szCs w:val="25"/>
+              </w:rPr>
+              <w:t xml:space="preserve">	</w:t>
+            </w:r>
+          </w:p>
+          <w:p>
+            <w:pPr>
+              <w:keepLines/>
+              <w:tabs>
+                <w:tab w:val="right" w:pos="9304" w:leader="underscore"/>
+              </w:tabs>
+              <w:spacing w:after="40" w:before="220"/>
+            </w:pPr>
+            <w:r>
+              <w:rPr>
+                <w:rFonts w:ascii="Arial" w:cs="Arial" w:eastAsia="Arial" w:hAnsi="Arial"/>
+                <w:sz w:val="25"/>
+                <w:szCs w:val="25"/>
+              </w:rPr>
+              <w:t xml:space="preserve">	</w:t>
+            </w:r>
+          </w:p>
+        </w:tc>
+      </w:tr>
+      <w:tr>
+        <w:trPr>
+          <w:cantSplit/>
+        </w:trPr>
+        <w:tc>
+          <w:tcPr>
+            <w:tcW w:type="dxa" w:w="660"/>
+            <w:tcBorders>
+              <w:top w:val="none" w:color="FFFFFF" w:sz="0"/>
+              <w:left w:val="none" w:color="FFFFFF" w:sz="0"/>
+              <w:bottom w:val="dashed" w:color="999999" w:sz="6"/>
+              <w:right w:val="none" w:color="FFFFFF" w:sz="0"/>
+            </w:tcBorders>
+          </w:tcPr>
+          <w:p>
+            <w:pPr>
+              <w:keepLines/>
+              <w:spacing w:after="0" w:before="0" w:line="264"/>
+            </w:pPr>
+            <w:r>
+              <w:rPr>
+                <w:rFonts w:ascii="Arial" w:cs="Arial" w:eastAsia="Arial" w:hAnsi="Arial"/>
+                <w:b/>
+                <w:bCs/>
+                <w:sz w:val="28"/>
+                <w:szCs w:val="28"/>
+              </w:rPr>
+              <w:t xml:space="preserve">11.</w:t>
             </w:r>
           </w:p>
         </w:tc>
@@ -4059,7 +4177,7 @@
                 <w:sz w:val="19"/>
                 <w:szCs w:val="19"/>
               </w:rPr>
-              <w:t xml:space="preserve">Numbers from 465 to 474 round to 470. 475 and 476 round to 480; 462 rounds to 460. Accept a number line or place-value explanation.</w:t>
+              <w:t xml:space="preserve">Numbers from 465 to 474 round to 470. 475 and 476 round to 480. 374 rounds to 370, not 470 (look at every digit, not just the last ones). Accept a number line or place-value explanation.</w:t>
             </w:r>
           </w:p>
         </w:tc>
@@ -4108,48 +4226,20 @@
             <w:r>
               <w:rPr>
                 <w:rFonts w:ascii="Arial" w:cs="Arial" w:eastAsia="Arial" w:hAnsi="Arial"/>
-                <w:b/>
-                <w:bCs/>
                 <w:sz w:val="21"/>
                 <w:szCs w:val="21"/>
               </w:rPr>
-              <w:t xml:space="preserve">No.</w:t>
-            </w:r>
-            <w:r>
-              <w:rPr>
-                <w:rFonts w:ascii="Arial" w:cs="Arial" w:eastAsia="Arial" w:hAnsi="Arial"/>
+              <w:t xml:space="preserve">Circle </w:t>
+            </w:r>
+            <w:r>
+              <w:rPr>
+                <w:rFonts w:ascii="Arial" w:cs="Arial" w:eastAsia="Arial" w:hAnsi="Arial"/>
+                <w:b/>
+                <w:bCs/>
                 <w:sz w:val="21"/>
                 <w:szCs w:val="21"/>
               </w:rPr>
-              <w:t xml:space="preserve"> The ones digit is 5, so 735 rounds </w:t>
-            </w:r>
-            <w:r>
-              <w:rPr>
-                <w:rFonts w:ascii="Arial" w:cs="Arial" w:eastAsia="Arial" w:hAnsi="Arial"/>
-                <w:b/>
-                <w:bCs/>
-                <w:sz w:val="21"/>
-                <w:szCs w:val="21"/>
-              </w:rPr>
-              <w:t xml:space="preserve">up</w:t>
-            </w:r>
-            <w:r>
-              <w:rPr>
-                <w:rFonts w:ascii="Arial" w:cs="Arial" w:eastAsia="Arial" w:hAnsi="Arial"/>
-                <w:sz w:val="21"/>
-                <w:szCs w:val="21"/>
-              </w:rPr>
-              <w:t xml:space="preserve"> to </w:t>
-            </w:r>
-            <w:r>
-              <w:rPr>
-                <w:rFonts w:ascii="Arial" w:cs="Arial" w:eastAsia="Arial" w:hAnsi="Arial"/>
-                <w:b/>
-                <w:bCs/>
-                <w:sz w:val="21"/>
-                <w:szCs w:val="21"/>
-              </w:rPr>
-              <w:t xml:space="preserve">740</w:t>
+              <w:t xml:space="preserve">553, 649, 602</w:t>
             </w:r>
             <w:r>
               <w:rPr>
@@ -4173,7 +4263,7 @@
                 <w:sz w:val="19"/>
                 <w:szCs w:val="19"/>
               </w:rPr>
-              <w:t xml:space="preserve">735 is exactly halfway between 730 and 740, and halfway numbers round up.</w:t>
+              <w:t xml:space="preserve">Numbers from 550 to 649 round to 600. 650 and 695 round to 700; 548 rounds to 500.</w:t>
             </w:r>
           </w:p>
         </w:tc>
@@ -4227,7 +4317,7 @@
                 <w:sz w:val="21"/>
                 <w:szCs w:val="21"/>
               </w:rPr>
-              <w:t xml:space="preserve">Turtles and rabbits.</w:t>
+              <w:t xml:space="preserve">No.</w:t>
             </w:r>
             <w:r>
               <w:rPr>
@@ -4235,7 +4325,43 @@
                 <w:sz w:val="21"/>
                 <w:szCs w:val="21"/>
               </w:rPr>
-              <w:t xml:space="preserve"> 18 → 20 and 22 → 20.</w:t>
+              <w:t xml:space="preserve"> The ones digit is 5, so 735 rounds </w:t>
+            </w:r>
+            <w:r>
+              <w:rPr>
+                <w:rFonts w:ascii="Arial" w:cs="Arial" w:eastAsia="Arial" w:hAnsi="Arial"/>
+                <w:b/>
+                <w:bCs/>
+                <w:sz w:val="21"/>
+                <w:szCs w:val="21"/>
+              </w:rPr>
+              <w:t xml:space="preserve">up</w:t>
+            </w:r>
+            <w:r>
+              <w:rPr>
+                <w:rFonts w:ascii="Arial" w:cs="Arial" w:eastAsia="Arial" w:hAnsi="Arial"/>
+                <w:sz w:val="21"/>
+                <w:szCs w:val="21"/>
+              </w:rPr>
+              <w:t xml:space="preserve"> to </w:t>
+            </w:r>
+            <w:r>
+              <w:rPr>
+                <w:rFonts w:ascii="Arial" w:cs="Arial" w:eastAsia="Arial" w:hAnsi="Arial"/>
+                <w:b/>
+                <w:bCs/>
+                <w:sz w:val="21"/>
+                <w:szCs w:val="21"/>
+              </w:rPr>
+              <w:t xml:space="preserve">740</w:t>
+            </w:r>
+            <w:r>
+              <w:rPr>
+                <w:rFonts w:ascii="Arial" w:cs="Arial" w:eastAsia="Arial" w:hAnsi="Arial"/>
+                <w:sz w:val="21"/>
+                <w:szCs w:val="21"/>
+              </w:rPr>
+              <w:t xml:space="preserve">.</w:t>
             </w:r>
           </w:p>
           <w:p>
@@ -4251,7 +4377,7 @@
                 <w:sz w:val="19"/>
                 <w:szCs w:val="19"/>
               </w:rPr>
-              <w:t xml:space="preserve">Goldfish → 30, hamsters → 30, birds → 40.</w:t>
+              <w:t xml:space="preserve">735 is exactly halfway between 730 and 740, and halfway numbers round up.</w:t>
             </w:r>
           </w:p>
         </w:tc>
@@ -4300,46 +4426,20 @@
             <w:r>
               <w:rPr>
                 <w:rFonts w:ascii="Arial" w:cs="Arial" w:eastAsia="Arial" w:hAnsi="Arial"/>
+                <w:b/>
+                <w:bCs/>
                 <w:sz w:val="21"/>
                 <w:szCs w:val="21"/>
               </w:rPr>
-              <w:t xml:space="preserve">$24 → $20, $18 → $20, $13 → $10. About </w:t>
-            </w:r>
-            <w:r>
-              <w:rPr>
-                <w:rFonts w:ascii="Arial" w:cs="Arial" w:eastAsia="Arial" w:hAnsi="Arial"/>
-                <w:b/>
-                <w:bCs/>
+              <w:t xml:space="preserve">Turtles and rabbits.</w:t>
+            </w:r>
+            <w:r>
+              <w:rPr>
+                <w:rFonts w:ascii="Arial" w:cs="Arial" w:eastAsia="Arial" w:hAnsi="Arial"/>
                 <w:sz w:val="21"/>
                 <w:szCs w:val="21"/>
               </w:rPr>
-              <w:t xml:space="preserve">$50</w:t>
-            </w:r>
-            <w:r>
-              <w:rPr>
-                <w:rFonts w:ascii="Arial" w:cs="Arial" w:eastAsia="Arial" w:hAnsi="Arial"/>
-                <w:sz w:val="21"/>
-                <w:szCs w:val="21"/>
-              </w:rPr>
-              <w:t xml:space="preserve">. </w:t>
-            </w:r>
-            <w:r>
-              <w:rPr>
-                <w:rFonts w:ascii="Arial" w:cs="Arial" w:eastAsia="Arial" w:hAnsi="Arial"/>
-                <w:b/>
-                <w:bCs/>
-                <w:sz w:val="21"/>
-                <w:szCs w:val="21"/>
-              </w:rPr>
-              <w:t xml:space="preserve">Yes</w:t>
-            </w:r>
-            <w:r>
-              <w:rPr>
-                <w:rFonts w:ascii="Arial" w:cs="Arial" w:eastAsia="Arial" w:hAnsi="Arial"/>
-                <w:sz w:val="21"/>
-                <w:szCs w:val="21"/>
-              </w:rPr>
-              <w:t xml:space="preserve">, she has enough because $50 is less than $60.</w:t>
+              <w:t xml:space="preserve"> 18 → 20 and 22 → 20.</w:t>
             </w:r>
           </w:p>
           <w:p>
@@ -4355,7 +4455,111 @@
                 <w:sz w:val="19"/>
                 <w:szCs w:val="19"/>
               </w:rPr>
-              <w:t xml:space="preserve">The exact total is $55, which is also less than $60. Accept a check with exact numbers too.</w:t>
+              <w:t xml:space="preserve">Goldfish → 30, hamsters → 30, birds → 40.</w:t>
+            </w:r>
+          </w:p>
+        </w:tc>
+      </w:tr>
+      <w:tr>
+        <w:trPr>
+          <w:cantSplit/>
+        </w:trPr>
+        <w:tc>
+          <w:tcPr>
+            <w:tcW w:type="dxa" w:w="700"/>
+          </w:tcPr>
+          <w:p>
+            <w:pPr>
+              <w:keepLines/>
+              <w:spacing w:after="0" w:before="0" w:line="264"/>
+              <w:jc w:val="center"/>
+            </w:pPr>
+            <w:r>
+              <w:rPr>
+                <w:rFonts w:ascii="Arial" w:cs="Arial" w:eastAsia="Arial" w:hAnsi="Arial"/>
+                <w:b/>
+                <w:bCs/>
+                <w:sz w:val="22"/>
+                <w:szCs w:val="22"/>
+              </w:rPr>
+              <w:t xml:space="preserve">11</w:t>
+            </w:r>
+          </w:p>
+        </w:tc>
+        <w:tc>
+          <w:tcPr>
+            <w:tcW w:type="dxa" w:w="9524"/>
+            <w:tcMar>
+              <w:top w:type="dxa" w:w="50"/>
+              <w:left w:type="dxa" w:w="120"/>
+              <w:bottom w:type="dxa" w:w="50"/>
+              <w:right w:type="dxa" w:w="120"/>
+            </w:tcMar>
+          </w:tcPr>
+          <w:p>
+            <w:pPr>
+              <w:keepLines/>
+              <w:spacing w:after="30" w:before="0" w:line="264"/>
+            </w:pPr>
+            <w:r>
+              <w:rPr>
+                <w:rFonts w:ascii="Arial" w:cs="Arial" w:eastAsia="Arial" w:hAnsi="Arial"/>
+                <w:sz w:val="21"/>
+                <w:szCs w:val="21"/>
+              </w:rPr>
+              <w:t xml:space="preserve">$24 → $20, $18 → $20, $13 → $10. About </w:t>
+            </w:r>
+            <w:r>
+              <w:rPr>
+                <w:rFonts w:ascii="Arial" w:cs="Arial" w:eastAsia="Arial" w:hAnsi="Arial"/>
+                <w:b/>
+                <w:bCs/>
+                <w:sz w:val="21"/>
+                <w:szCs w:val="21"/>
+              </w:rPr>
+              <w:t xml:space="preserve">$50</w:t>
+            </w:r>
+            <w:r>
+              <w:rPr>
+                <w:rFonts w:ascii="Arial" w:cs="Arial" w:eastAsia="Arial" w:hAnsi="Arial"/>
+                <w:sz w:val="21"/>
+                <w:szCs w:val="21"/>
+              </w:rPr>
+              <w:t xml:space="preserve">. </w:t>
+            </w:r>
+            <w:r>
+              <w:rPr>
+                <w:rFonts w:ascii="Arial" w:cs="Arial" w:eastAsia="Arial" w:hAnsi="Arial"/>
+                <w:b/>
+                <w:bCs/>
+                <w:sz w:val="21"/>
+                <w:szCs w:val="21"/>
+              </w:rPr>
+              <w:t xml:space="preserve">Yes</w:t>
+            </w:r>
+            <w:r>
+              <w:rPr>
+                <w:rFonts w:ascii="Arial" w:cs="Arial" w:eastAsia="Arial" w:hAnsi="Arial"/>
+                <w:sz w:val="21"/>
+                <w:szCs w:val="21"/>
+              </w:rPr>
+              <w:t xml:space="preserve">, she has enough because $50 is less than $60.</w:t>
+            </w:r>
+          </w:p>
+          <w:p>
+            <w:pPr>
+              <w:keepLines/>
+              <w:spacing w:after="0" w:before="0" w:line="264"/>
+            </w:pPr>
+            <w:r>
+              <w:rPr>
+                <w:rFonts w:ascii="Arial" w:cs="Arial" w:eastAsia="Arial" w:hAnsi="Arial"/>
+                <w:i/>
+                <w:iCs/>
+                <w:sz w:val="19"/>
+                <w:szCs w:val="19"/>
+              </w:rPr>
+              <w:t xml:space="preserve">Two prices were rounded down, so it is smart to check the exact total: $55, which is still less than $60. Accept a check with exact numbers too.</w:t>
             </w:r>
           </w:p>
         </w:tc>

--- a/docs/study-guides/chapter-2/word/Lesson-2-02-Round-Multi-Digit-Numbers.docx
+++ b/docs/study-guides/chapter-2/word/Lesson-2-02-Round-Multi-Digit-Numbers.docx
@@ -738,7 +738,7 @@
                 <wp:inline distT="0" distB="0" distL="0" distR="0">
                   <wp:extent cx="2914650" cy="466725"/>
                   <wp:effectExtent t="0" r="0" b="0" l="0"/>
-                  <wp:docPr id="5" name="" descr="" title=""/>
+                  <wp:docPr id="15" name="" descr="" title=""/>
                   <wp:cNvGraphicFramePr>
                     <a:graphicFrameLocks xmlns:a="http://schemas.openxmlformats.org/drawingml/2006/main" noChangeAspect="1"/>
                   </wp:cNvGraphicFramePr>
@@ -894,7 +894,7 @@
                 <wp:inline distT="0" distB="0" distL="0" distR="0">
                   <wp:extent cx="2914650" cy="466725"/>
                   <wp:effectExtent t="0" r="0" b="0" l="0"/>
-                  <wp:docPr id="6" name="" descr="" title=""/>
+                  <wp:docPr id="16" name="" descr="" title=""/>
                   <wp:cNvGraphicFramePr>
                     <a:graphicFrameLocks xmlns:a="http://schemas.openxmlformats.org/drawingml/2006/main" noChangeAspect="1"/>
                   </wp:cNvGraphicFramePr>
@@ -1701,7 +1701,7 @@
                 <wp:inline distT="0" distB="0" distL="0" distR="0">
                   <wp:extent cx="4752975" cy="666750"/>
                   <wp:effectExtent t="0" r="0" b="0" l="0"/>
-                  <wp:docPr id="7" name="" descr="" title=""/>
+                  <wp:docPr id="17" name="" descr="" title=""/>
                   <wp:cNvGraphicFramePr>
                     <a:graphicFrameLocks xmlns:a="http://schemas.openxmlformats.org/drawingml/2006/main" noChangeAspect="1"/>
                   </wp:cNvGraphicFramePr>
@@ -2100,7 +2100,7 @@
                 <wp:inline distT="0" distB="0" distL="0" distR="0">
                   <wp:extent cx="4752975" cy="666750"/>
                   <wp:effectExtent t="0" r="0" b="0" l="0"/>
-                  <wp:docPr id="8" name="" descr="" title=""/>
+                  <wp:docPr id="18" name="" descr="" title=""/>
                   <wp:cNvGraphicFramePr>
                     <a:graphicFrameLocks xmlns:a="http://schemas.openxmlformats.org/drawingml/2006/main" noChangeAspect="1"/>
                   </wp:cNvGraphicFramePr>
@@ -2251,7 +2251,7 @@
                 <wp:inline distT="0" distB="0" distL="0" distR="0">
                   <wp:extent cx="4752975" cy="666750"/>
                   <wp:effectExtent t="0" r="0" b="0" l="0"/>
-                  <wp:docPr id="9" name="" descr="" title=""/>
+                  <wp:docPr id="19" name="" descr="" title=""/>
                   <wp:cNvGraphicFramePr>
                     <a:graphicFrameLocks xmlns:a="http://schemas.openxmlformats.org/drawingml/2006/main" noChangeAspect="1"/>
                   </wp:cNvGraphicFramePr>
